--- a/Backend/Director_Disclosure/Output_Disclosures/2024-25/ADANI_GREEN_ENERGY_TWENTY_FIVE_B_LIMITED/MBP-1/MBP1_SANDEEP_BANSHILAL_MUNDRA_11190761.docx
+++ b/Backend/Director_Disclosure/Output_Disclosures/2024-25/ADANI_GREEN_ENERGY_TWENTY_FIVE_B_LIMITED/MBP-1/MBP1_SANDEEP_BANSHILAL_MUNDRA_11190761.docx
@@ -93,122 +93,17 @@
     </w:p>
     <w:p>
       <w:pPr>
-        <w:spacing w:before="0" w:after="0"/>
-        <w:jc w:val="left"/>
-      </w:pPr>
-      <w:r>
-        <w:rPr>
-          <w:rFonts w:ascii="Adani" w:hAnsi="Adani"/>
-          <w:b w:val="0"/>
-          <w:sz w:val="20"/>
-          <w:u w:val="none"/>
-        </w:rPr>
-        <w:t>ADANI RENEWABLE ENERGY SIXTY TWO LIMITED</w:t>
-      </w:r>
-    </w:p>
-    <w:p>
-      <w:pPr>
-        <w:spacing w:before="0" w:after="0"/>
-        <w:jc w:val="left"/>
-      </w:pPr>
-      <w:r>
-        <w:rPr>
-          <w:rFonts w:ascii="Adani" w:hAnsi="Adani"/>
-          <w:b w:val="0"/>
-          <w:sz w:val="20"/>
-          <w:u w:val="none"/>
-        </w:rPr>
-        <w:t>ADANI RENEWABLE ENERGY SIXTY LIMITED</w:t>
-      </w:r>
-    </w:p>
-    <w:p>
-      <w:pPr>
-        <w:spacing w:before="0" w:after="0"/>
-        <w:jc w:val="left"/>
-      </w:pPr>
-      <w:r>
-        <w:rPr>
-          <w:rFonts w:ascii="Adani" w:hAnsi="Adani"/>
-          <w:b w:val="0"/>
-          <w:sz w:val="20"/>
-          <w:u w:val="none"/>
-        </w:rPr>
-        <w:t>ADANI SAUR URJA (KA) LIMITED</w:t>
-      </w:r>
-    </w:p>
-    <w:p>
-      <w:pPr>
-        <w:spacing w:before="0" w:after="0"/>
-        <w:jc w:val="left"/>
-      </w:pPr>
-      <w:r>
-        <w:rPr>
-          <w:rFonts w:ascii="Adani" w:hAnsi="Adani"/>
-          <w:b w:val="0"/>
-          <w:sz w:val="20"/>
-          <w:u w:val="none"/>
-        </w:rPr>
-        <w:t>ADANI RENEWABLE ENERGY FORTY TWO LIMITED</w:t>
-      </w:r>
-    </w:p>
-    <w:p>
-      <w:pPr>
-        <w:spacing w:before="0" w:after="0"/>
-        <w:jc w:val="left"/>
-      </w:pPr>
-      <w:r>
-        <w:rPr>
-          <w:rFonts w:ascii="Adani" w:hAnsi="Adani"/>
-          <w:b w:val="0"/>
-          <w:sz w:val="20"/>
-          <w:u w:val="none"/>
-        </w:rPr>
-        <w:t>ADANI SOLAR ENERGY AP SEVEN PRIVATE LIMITED</w:t>
-      </w:r>
-    </w:p>
-    <w:p>
-      <w:pPr>
-        <w:spacing w:before="0" w:after="0"/>
-        <w:jc w:val="left"/>
-      </w:pPr>
-      <w:r>
-        <w:rPr>
-          <w:rFonts w:ascii="Adani" w:hAnsi="Adani"/>
-          <w:b w:val="0"/>
-          <w:sz w:val="20"/>
-          <w:u w:val="none"/>
-        </w:rPr>
-        <w:t>ADANI GREEN ENERGY TWENTY FIVE B LIMITED</w:t>
-      </w:r>
-    </w:p>
-    <w:p>
-      <w:pPr>
-        <w:spacing w:before="0" w:after="0"/>
-        <w:jc w:val="left"/>
-      </w:pPr>
-      <w:r>
-        <w:rPr>
-          <w:rFonts w:ascii="Adani" w:hAnsi="Adani"/>
-          <w:b w:val="0"/>
-          <w:sz w:val="20"/>
-          <w:u w:val="none"/>
-        </w:rPr>
-        <w:t>ADANI GREEN ENERGY TWENTY FOUR A LIMITED</w:t>
-      </w:r>
-    </w:p>
-    <w:p>
-      <w:pPr>
         <w:spacing w:before="0" w:after="160"/>
         <w:jc w:val="left"/>
       </w:pPr>
       <w:r>
         <w:rPr>
           <w:rFonts w:ascii="Adani" w:hAnsi="Adani"/>
-          <w:b w:val="0"/>
+          <w:b/>
           <w:sz w:val="20"/>
           <w:u w:val="none"/>
         </w:rPr>
-        <w:t>KODANGAL SOLAR PARKS LIMITED</w:t>
+        <w:t>ADANI GREEN ENERGY TWENTY FIVE B LIMITED</w:t>
       </w:r>
     </w:p>
     <w:p>
@@ -920,7 +815,7 @@
                 <w:sz w:val="18"/>
                 <w:u w:val="none"/>
               </w:rPr>
-              <w:t>ADANI RENEWABLE ENERGY FORTY TWO LIMITED</w:t>
+              <w:t>ADANI SOLAR ENERGY AP SEVEN PRIVATE LIMITED</w:t>
             </w:r>
           </w:p>
         </w:tc>
@@ -1062,7 +957,7 @@
                 <w:sz w:val="18"/>
                 <w:u w:val="none"/>
               </w:rPr>
-              <w:t>ADANI SOLAR ENERGY AP SEVEN PRIVATE LIMITED</w:t>
+              <w:t>ADANI GREEN ENERGY TWENTY FIVE B LIMITED</w:t>
             </w:r>
           </w:p>
         </w:tc>
@@ -1204,7 +1099,7 @@
                 <w:sz w:val="18"/>
                 <w:u w:val="none"/>
               </w:rPr>
-              <w:t>ADANI GREEN ENERGY TWENTY FIVE B LIMITED</w:t>
+              <w:t>ADANI GREEN ENERGY TWENTY FOUR A LIMITED</w:t>
             </w:r>
           </w:p>
         </w:tc>
@@ -1346,7 +1241,7 @@
                 <w:sz w:val="18"/>
                 <w:u w:val="none"/>
               </w:rPr>
-              <w:t>ADANI GREEN ENERGY TWENTY FOUR A LIMITED</w:t>
+              <w:t>ADANI RENEWABLE ENERGY FORTY TWO LIMITED</w:t>
             </w:r>
           </w:p>
         </w:tc>
@@ -1809,7 +1704,7 @@
                 <w:sz w:val="18"/>
                 <w:u w:val="none"/>
               </w:rPr>
-              <w:t>Date:   07th May, 2026</w:t>
+              <w:t>Date:   15th May, 2026</w:t>
             </w:r>
           </w:p>
         </w:tc>
@@ -2075,174 +1970,441 @@
         <w:t>:</w:t>
       </w:r>
     </w:p>
-    <w:p>
-      <w:pPr>
-        <w:pStyle w:val="ListNumber"/>
-        <w:spacing w:before="0" w:after="40"/>
-        <w:ind w:left="720"/>
-      </w:pPr>
-      <w:r>
-        <w:rPr>
-          <w:rFonts w:ascii="Adani" w:hAnsi="Adani"/>
-          <w:b w:val="0"/>
-          <w:sz w:val="20"/>
-          <w:u w:val="none"/>
-        </w:rPr>
-        <w:t>Father</w:t>
-        <w:tab/>
-        <w:tab/>
-        <w:t>:</w:t>
-        <w:tab/>
-        <w:t>NIL</w:t>
-      </w:r>
-    </w:p>
-    <w:p>
-      <w:pPr>
-        <w:pStyle w:val="ListNumber"/>
-        <w:spacing w:before="0" w:after="40"/>
-        <w:ind w:left="720"/>
-      </w:pPr>
-      <w:r>
-        <w:rPr>
-          <w:rFonts w:ascii="Adani" w:hAnsi="Adani"/>
-          <w:b w:val="0"/>
-          <w:sz w:val="20"/>
-          <w:u w:val="none"/>
-        </w:rPr>
-        <w:t>Mother</w:t>
-        <w:tab/>
-        <w:tab/>
-        <w:t>:</w:t>
-        <w:tab/>
-        <w:t>NIL</w:t>
-      </w:r>
-    </w:p>
-    <w:p>
-      <w:pPr>
-        <w:pStyle w:val="ListNumber"/>
-        <w:spacing w:before="0" w:after="40"/>
-        <w:ind w:left="720"/>
-      </w:pPr>
-      <w:r>
-        <w:rPr>
-          <w:rFonts w:ascii="Adani" w:hAnsi="Adani"/>
-          <w:b w:val="0"/>
-          <w:sz w:val="20"/>
-          <w:u w:val="none"/>
-        </w:rPr>
-        <w:t>Son</w:t>
-        <w:tab/>
-        <w:tab/>
-        <w:t>:</w:t>
-        <w:tab/>
-        <w:t>NIL</w:t>
-      </w:r>
-    </w:p>
-    <w:p>
-      <w:pPr>
-        <w:pStyle w:val="ListNumber"/>
-        <w:spacing w:before="0" w:after="40"/>
-        <w:ind w:left="720"/>
-      </w:pPr>
-      <w:r>
-        <w:rPr>
-          <w:rFonts w:ascii="Adani" w:hAnsi="Adani"/>
-          <w:b w:val="0"/>
-          <w:sz w:val="20"/>
-          <w:u w:val="none"/>
-        </w:rPr>
-        <w:t>Son's Wife</w:t>
-        <w:tab/>
-        <w:tab/>
-        <w:t>:</w:t>
-        <w:tab/>
-        <w:t>NIL</w:t>
-      </w:r>
-    </w:p>
-    <w:p>
-      <w:pPr>
-        <w:pStyle w:val="ListNumber"/>
-        <w:spacing w:before="0" w:after="40"/>
-        <w:ind w:left="720"/>
-      </w:pPr>
-      <w:r>
-        <w:rPr>
-          <w:rFonts w:ascii="Adani" w:hAnsi="Adani"/>
-          <w:b w:val="0"/>
-          <w:sz w:val="20"/>
-          <w:u w:val="none"/>
-        </w:rPr>
-        <w:t>Daughter</w:t>
-        <w:tab/>
-        <w:tab/>
-        <w:t>:</w:t>
-        <w:tab/>
-        <w:t>NIL</w:t>
-      </w:r>
-    </w:p>
-    <w:p>
-      <w:pPr>
-        <w:pStyle w:val="ListNumber"/>
-        <w:spacing w:before="0" w:after="40"/>
-        <w:ind w:left="720"/>
-      </w:pPr>
-      <w:r>
-        <w:rPr>
-          <w:rFonts w:ascii="Adani" w:hAnsi="Adani"/>
-          <w:b w:val="0"/>
-          <w:sz w:val="20"/>
-          <w:u w:val="none"/>
-        </w:rPr>
-        <w:t>Daughter's Husband</w:t>
-        <w:tab/>
-        <w:tab/>
-        <w:t>:</w:t>
-        <w:tab/>
-        <w:t>NIL</w:t>
-      </w:r>
-    </w:p>
-    <w:p>
-      <w:pPr>
-        <w:pStyle w:val="ListNumber"/>
-        <w:spacing w:before="0" w:after="40"/>
-        <w:ind w:left="720"/>
-      </w:pPr>
-      <w:r>
-        <w:rPr>
-          <w:rFonts w:ascii="Adani" w:hAnsi="Adani"/>
-          <w:b w:val="0"/>
-          <w:sz w:val="20"/>
-          <w:u w:val="none"/>
-        </w:rPr>
-        <w:t>Brother</w:t>
-        <w:tab/>
-        <w:tab/>
-        <w:t>:</w:t>
-        <w:tab/>
-        <w:t>NIL</w:t>
-      </w:r>
-    </w:p>
-    <w:p>
-      <w:pPr>
-        <w:pStyle w:val="ListNumber"/>
-        <w:spacing w:before="0" w:after="40"/>
-        <w:ind w:left="720"/>
-      </w:pPr>
-      <w:r>
-        <w:rPr>
-          <w:rFonts w:ascii="Adani" w:hAnsi="Adani"/>
-          <w:b w:val="0"/>
-          <w:sz w:val="20"/>
-          <w:u w:val="none"/>
-        </w:rPr>
-        <w:t>Sister</w:t>
-        <w:tab/>
-        <w:tab/>
-        <w:t>:</w:t>
-        <w:tab/>
-        <w:t>NIL</w:t>
-      </w:r>
-    </w:p>
+    <w:tbl>
+      <w:tblPr>
+        <w:tblW w:type="auto" w:w="0"/>
+        <w:jc w:val="left"/>
+        <w:tblLook w:firstColumn="1" w:firstRow="1" w:lastColumn="0" w:lastRow="0" w:noHBand="0" w:noVBand="1" w:val="04A0"/>
+      </w:tblPr>
+      <w:tblGrid>
+        <w:gridCol w:w="4536"/>
+        <w:gridCol w:w="4536"/>
+      </w:tblGrid>
+      <w:tr>
+        <w:tc>
+          <w:tcPr>
+            <w:tcW w:type="dxa" w:w="4536"/>
+            <w:tcBorders>
+              <w:top w:val="none"/>
+              <w:bottom w:val="none"/>
+              <w:left w:val="none"/>
+              <w:right w:val="none"/>
+            </w:tcBorders>
+          </w:tcPr>
+          <w:p>
+            <w:pPr>
+              <w:ind w:left="720"/>
+            </w:pPr>
+            <w:r>
+              <w:rPr>
+                <w:rFonts w:ascii="Adani" w:hAnsi="Adani"/>
+                <w:b w:val="0"/>
+                <w:sz w:val="20"/>
+                <w:u w:val="none"/>
+              </w:rPr>
+              <w:t>1.</w:t>
+              <w:tab/>
+              <w:t>Father</w:t>
+              <w:tab/>
+              <w:t>:</w:t>
+            </w:r>
+          </w:p>
+        </w:tc>
+        <w:tc>
+          <w:tcPr>
+            <w:tcW w:type="dxa" w:w="4536"/>
+            <w:tcBorders>
+              <w:top w:val="none"/>
+              <w:bottom w:val="none"/>
+              <w:left w:val="none"/>
+              <w:right w:val="none"/>
+            </w:tcBorders>
+          </w:tcPr>
+          <w:p>
+            <w:r>
+              <w:rPr>
+                <w:rFonts w:ascii="Adani" w:hAnsi="Adani"/>
+                <w:b w:val="0"/>
+                <w:sz w:val="20"/>
+                <w:u w:val="none"/>
+              </w:rPr>
+              <w:t>NIL</w:t>
+            </w:r>
+          </w:p>
+        </w:tc>
+      </w:tr>
+      <w:tr>
+        <w:tc>
+          <w:tcPr>
+            <w:tcW w:type="dxa" w:w="4536"/>
+            <w:tcBorders>
+              <w:top w:val="none"/>
+              <w:bottom w:val="none"/>
+              <w:left w:val="none"/>
+              <w:right w:val="none"/>
+            </w:tcBorders>
+          </w:tcPr>
+          <w:p>
+            <w:pPr>
+              <w:ind w:left="720"/>
+            </w:pPr>
+            <w:r>
+              <w:rPr>
+                <w:rFonts w:ascii="Adani" w:hAnsi="Adani"/>
+                <w:b w:val="0"/>
+                <w:sz w:val="20"/>
+                <w:u w:val="none"/>
+              </w:rPr>
+              <w:t>2.</w:t>
+              <w:tab/>
+              <w:t>Mother</w:t>
+              <w:tab/>
+              <w:t>:</w:t>
+            </w:r>
+          </w:p>
+        </w:tc>
+        <w:tc>
+          <w:tcPr>
+            <w:tcW w:type="dxa" w:w="4536"/>
+            <w:tcBorders>
+              <w:top w:val="none"/>
+              <w:bottom w:val="none"/>
+              <w:left w:val="none"/>
+              <w:right w:val="none"/>
+            </w:tcBorders>
+          </w:tcPr>
+          <w:p>
+            <w:r>
+              <w:rPr>
+                <w:rFonts w:ascii="Adani" w:hAnsi="Adani"/>
+                <w:b w:val="0"/>
+                <w:sz w:val="20"/>
+                <w:u w:val="none"/>
+              </w:rPr>
+              <w:t>NIL</w:t>
+            </w:r>
+          </w:p>
+        </w:tc>
+      </w:tr>
+      <w:tr>
+        <w:tc>
+          <w:tcPr>
+            <w:tcW w:type="dxa" w:w="4536"/>
+            <w:tcBorders>
+              <w:top w:val="none"/>
+              <w:bottom w:val="none"/>
+              <w:left w:val="none"/>
+              <w:right w:val="none"/>
+            </w:tcBorders>
+          </w:tcPr>
+          <w:p>
+            <w:pPr>
+              <w:ind w:left="720"/>
+            </w:pPr>
+            <w:r>
+              <w:rPr>
+                <w:rFonts w:ascii="Adani" w:hAnsi="Adani"/>
+                <w:b w:val="0"/>
+                <w:sz w:val="20"/>
+                <w:u w:val="none"/>
+              </w:rPr>
+              <w:t>3.</w:t>
+              <w:tab/>
+              <w:t>Son</w:t>
+              <w:tab/>
+              <w:t>:</w:t>
+            </w:r>
+          </w:p>
+        </w:tc>
+        <w:tc>
+          <w:tcPr>
+            <w:tcW w:type="dxa" w:w="4536"/>
+            <w:tcBorders>
+              <w:top w:val="none"/>
+              <w:bottom w:val="none"/>
+              <w:left w:val="none"/>
+              <w:right w:val="none"/>
+            </w:tcBorders>
+          </w:tcPr>
+          <w:p>
+            <w:r>
+              <w:rPr>
+                <w:rFonts w:ascii="Adani" w:hAnsi="Adani"/>
+                <w:b w:val="0"/>
+                <w:sz w:val="20"/>
+                <w:u w:val="none"/>
+              </w:rPr>
+              <w:t>NIL</w:t>
+            </w:r>
+          </w:p>
+        </w:tc>
+      </w:tr>
+      <w:tr>
+        <w:tc>
+          <w:tcPr>
+            <w:tcW w:type="dxa" w:w="4536"/>
+            <w:tcBorders>
+              <w:top w:val="none"/>
+              <w:bottom w:val="none"/>
+              <w:left w:val="none"/>
+              <w:right w:val="none"/>
+            </w:tcBorders>
+          </w:tcPr>
+          <w:p>
+            <w:pPr>
+              <w:ind w:left="720"/>
+            </w:pPr>
+            <w:r>
+              <w:rPr>
+                <w:rFonts w:ascii="Adani" w:hAnsi="Adani"/>
+                <w:b w:val="0"/>
+                <w:sz w:val="20"/>
+                <w:u w:val="none"/>
+              </w:rPr>
+              <w:t>4.</w:t>
+              <w:tab/>
+              <w:t>Son's Wife</w:t>
+              <w:tab/>
+              <w:t>:</w:t>
+            </w:r>
+          </w:p>
+        </w:tc>
+        <w:tc>
+          <w:tcPr>
+            <w:tcW w:type="dxa" w:w="4536"/>
+            <w:tcBorders>
+              <w:top w:val="none"/>
+              <w:bottom w:val="none"/>
+              <w:left w:val="none"/>
+              <w:right w:val="none"/>
+            </w:tcBorders>
+          </w:tcPr>
+          <w:p>
+            <w:r>
+              <w:rPr>
+                <w:rFonts w:ascii="Adani" w:hAnsi="Adani"/>
+                <w:b w:val="0"/>
+                <w:sz w:val="20"/>
+                <w:u w:val="none"/>
+              </w:rPr>
+              <w:t>NIL</w:t>
+            </w:r>
+          </w:p>
+        </w:tc>
+      </w:tr>
+      <w:tr>
+        <w:tc>
+          <w:tcPr>
+            <w:tcW w:type="dxa" w:w="4536"/>
+            <w:tcBorders>
+              <w:top w:val="none"/>
+              <w:bottom w:val="none"/>
+              <w:left w:val="none"/>
+              <w:right w:val="none"/>
+            </w:tcBorders>
+          </w:tcPr>
+          <w:p>
+            <w:pPr>
+              <w:ind w:left="720"/>
+            </w:pPr>
+            <w:r>
+              <w:rPr>
+                <w:rFonts w:ascii="Adani" w:hAnsi="Adani"/>
+                <w:b w:val="0"/>
+                <w:sz w:val="20"/>
+                <w:u w:val="none"/>
+              </w:rPr>
+              <w:t>5.</w:t>
+              <w:tab/>
+              <w:t>Daughter</w:t>
+              <w:tab/>
+              <w:t>:</w:t>
+            </w:r>
+          </w:p>
+        </w:tc>
+        <w:tc>
+          <w:tcPr>
+            <w:tcW w:type="dxa" w:w="4536"/>
+            <w:tcBorders>
+              <w:top w:val="none"/>
+              <w:bottom w:val="none"/>
+              <w:left w:val="none"/>
+              <w:right w:val="none"/>
+            </w:tcBorders>
+          </w:tcPr>
+          <w:p>
+            <w:r>
+              <w:rPr>
+                <w:rFonts w:ascii="Adani" w:hAnsi="Adani"/>
+                <w:b w:val="0"/>
+                <w:sz w:val="20"/>
+                <w:u w:val="none"/>
+              </w:rPr>
+              <w:t>NIL</w:t>
+            </w:r>
+          </w:p>
+        </w:tc>
+      </w:tr>
+      <w:tr>
+        <w:tc>
+          <w:tcPr>
+            <w:tcW w:type="dxa" w:w="4536"/>
+            <w:tcBorders>
+              <w:top w:val="none"/>
+              <w:bottom w:val="none"/>
+              <w:left w:val="none"/>
+              <w:right w:val="none"/>
+            </w:tcBorders>
+          </w:tcPr>
+          <w:p>
+            <w:pPr>
+              <w:ind w:left="720"/>
+            </w:pPr>
+            <w:r>
+              <w:rPr>
+                <w:rFonts w:ascii="Adani" w:hAnsi="Adani"/>
+                <w:b w:val="0"/>
+                <w:sz w:val="20"/>
+                <w:u w:val="none"/>
+              </w:rPr>
+              <w:t>6.</w:t>
+              <w:tab/>
+              <w:t>Daughter's Husband</w:t>
+              <w:tab/>
+              <w:t>:</w:t>
+            </w:r>
+          </w:p>
+        </w:tc>
+        <w:tc>
+          <w:tcPr>
+            <w:tcW w:type="dxa" w:w="4536"/>
+            <w:tcBorders>
+              <w:top w:val="none"/>
+              <w:bottom w:val="none"/>
+              <w:left w:val="none"/>
+              <w:right w:val="none"/>
+            </w:tcBorders>
+          </w:tcPr>
+          <w:p>
+            <w:r>
+              <w:rPr>
+                <w:rFonts w:ascii="Adani" w:hAnsi="Adani"/>
+                <w:b w:val="0"/>
+                <w:sz w:val="20"/>
+                <w:u w:val="none"/>
+              </w:rPr>
+              <w:t>NIL</w:t>
+            </w:r>
+          </w:p>
+        </w:tc>
+      </w:tr>
+      <w:tr>
+        <w:tc>
+          <w:tcPr>
+            <w:tcW w:type="dxa" w:w="4536"/>
+            <w:tcBorders>
+              <w:top w:val="none"/>
+              <w:bottom w:val="none"/>
+              <w:left w:val="none"/>
+              <w:right w:val="none"/>
+            </w:tcBorders>
+          </w:tcPr>
+          <w:p>
+            <w:pPr>
+              <w:ind w:left="720"/>
+            </w:pPr>
+            <w:r>
+              <w:rPr>
+                <w:rFonts w:ascii="Adani" w:hAnsi="Adani"/>
+                <w:b w:val="0"/>
+                <w:sz w:val="20"/>
+                <w:u w:val="none"/>
+              </w:rPr>
+              <w:t>7.</w:t>
+              <w:tab/>
+              <w:t>Brother</w:t>
+              <w:tab/>
+              <w:t>:</w:t>
+            </w:r>
+          </w:p>
+        </w:tc>
+        <w:tc>
+          <w:tcPr>
+            <w:tcW w:type="dxa" w:w="4536"/>
+            <w:tcBorders>
+              <w:top w:val="none"/>
+              <w:bottom w:val="none"/>
+              <w:left w:val="none"/>
+              <w:right w:val="none"/>
+            </w:tcBorders>
+          </w:tcPr>
+          <w:p>
+            <w:r>
+              <w:rPr>
+                <w:rFonts w:ascii="Adani" w:hAnsi="Adani"/>
+                <w:b w:val="0"/>
+                <w:sz w:val="20"/>
+                <w:u w:val="none"/>
+              </w:rPr>
+              <w:t>NIL</w:t>
+            </w:r>
+          </w:p>
+        </w:tc>
+      </w:tr>
+      <w:tr>
+        <w:tc>
+          <w:tcPr>
+            <w:tcW w:type="dxa" w:w="4536"/>
+            <w:tcBorders>
+              <w:top w:val="none"/>
+              <w:bottom w:val="none"/>
+              <w:left w:val="none"/>
+              <w:right w:val="none"/>
+            </w:tcBorders>
+          </w:tcPr>
+          <w:p>
+            <w:pPr>
+              <w:ind w:left="720"/>
+            </w:pPr>
+            <w:r>
+              <w:rPr>
+                <w:rFonts w:ascii="Adani" w:hAnsi="Adani"/>
+                <w:b w:val="0"/>
+                <w:sz w:val="20"/>
+                <w:u w:val="none"/>
+              </w:rPr>
+              <w:t>8.</w:t>
+              <w:tab/>
+              <w:t>Sister</w:t>
+              <w:tab/>
+              <w:t>:</w:t>
+            </w:r>
+          </w:p>
+        </w:tc>
+        <w:tc>
+          <w:tcPr>
+            <w:tcW w:type="dxa" w:w="4536"/>
+            <w:tcBorders>
+              <w:top w:val="none"/>
+              <w:bottom w:val="none"/>
+              <w:left w:val="none"/>
+              <w:right w:val="none"/>
+            </w:tcBorders>
+          </w:tcPr>
+          <w:p>
+            <w:r>
+              <w:rPr>
+                <w:rFonts w:ascii="Adani" w:hAnsi="Adani"/>
+                <w:b w:val="0"/>
+                <w:sz w:val="20"/>
+                <w:u w:val="none"/>
+              </w:rPr>
+              <w:t>NIL</w:t>
+            </w:r>
+          </w:p>
+        </w:tc>
+      </w:tr>
+    </w:tbl>
     <w:p/>
     <w:p>
       <w:pPr>
@@ -2579,7 +2741,7 @@
                 <w:sz w:val="18"/>
                 <w:u w:val="none"/>
               </w:rPr>
-              <w:t>Date:   07th May, 2026</w:t>
+              <w:t>Date:   15th May, 2026</w:t>
             </w:r>
           </w:p>
         </w:tc>
@@ -2740,7 +2902,7 @@
           <w:sz w:val="20"/>
           <w:u w:val="none"/>
         </w:rPr>
-        <w:t>07th May, 2026</w:t>
+        <w:t>15th May, 2026</w:t>
       </w:r>
     </w:p>
     <w:p>
@@ -2830,21 +2992,6 @@
           <w:sz w:val="20"/>
           <w:u w:val="none"/>
         </w:rPr>
-        <w:t>ADANI RENEWABLE ENERGY FORTY TWO LIMITED</w:t>
-      </w:r>
-    </w:p>
-    <w:p>
-      <w:pPr>
-        <w:spacing w:before="0" w:after="20"/>
-        <w:jc w:val="left"/>
-      </w:pPr>
-      <w:r>
-        <w:rPr>
-          <w:rFonts w:ascii="Adani" w:hAnsi="Adani"/>
-          <w:b/>
-          <w:sz w:val="20"/>
-          <w:u w:val="none"/>
-        </w:rPr>
         <w:t>ADANI SOLAR ENERGY AP SEVEN PRIVATE LIMITED</w:t>
       </w:r>
     </w:p>
@@ -2876,6 +3023,21 @@
           <w:u w:val="none"/>
         </w:rPr>
         <w:t>ADANI GREEN ENERGY TWENTY FOUR A LIMITED</w:t>
+      </w:r>
+    </w:p>
+    <w:p>
+      <w:pPr>
+        <w:spacing w:before="0" w:after="20"/>
+        <w:jc w:val="left"/>
+      </w:pPr>
+      <w:r>
+        <w:rPr>
+          <w:rFonts w:ascii="Adani" w:hAnsi="Adani"/>
+          <w:b/>
+          <w:sz w:val="20"/>
+          <w:u w:val="none"/>
+        </w:rPr>
+        <w:t>ADANI RENEWABLE ENERGY FORTY TWO LIMITED</w:t>
       </w:r>
     </w:p>
     <w:p>
@@ -2996,21 +3158,6 @@
           <w:sz w:val="20"/>
           <w:u w:val="none"/>
         </w:rPr>
-        <w:t>ADANI RENEWABLE ENERGY FORTY TWO LIMITED</w:t>
-      </w:r>
-    </w:p>
-    <w:p>
-      <w:pPr>
-        <w:spacing w:before="0" w:after="20"/>
-        <w:jc w:val="left"/>
-      </w:pPr>
-      <w:r>
-        <w:rPr>
-          <w:rFonts w:ascii="Adani" w:hAnsi="Adani"/>
-          <w:b w:val="0"/>
-          <w:sz w:val="20"/>
-          <w:u w:val="none"/>
-        </w:rPr>
         <w:t>ADANI GREEN ENERGY TWENTY FIVE B LIMITED</w:t>
       </w:r>
     </w:p>
@@ -3027,6 +3174,21 @@
           <w:u w:val="none"/>
         </w:rPr>
         <w:t>ADANI GREEN ENERGY TWENTY FOUR A LIMITED</w:t>
+      </w:r>
+    </w:p>
+    <w:p>
+      <w:pPr>
+        <w:spacing w:before="0" w:after="20"/>
+        <w:jc w:val="left"/>
+      </w:pPr>
+      <w:r>
+        <w:rPr>
+          <w:rFonts w:ascii="Adani" w:hAnsi="Adani"/>
+          <w:b w:val="0"/>
+          <w:sz w:val="20"/>
+          <w:u w:val="none"/>
+        </w:rPr>
+        <w:t>ADANI RENEWABLE ENERGY FORTY TWO LIMITED</w:t>
       </w:r>
     </w:p>
     <w:p>
@@ -4379,120 +4541,6 @@
                 <w:sz w:val="18"/>
                 <w:u w:val="none"/>
               </w:rPr>
-              <w:t>U40106GJ2022PLC135847</w:t>
-            </w:r>
-          </w:p>
-        </w:tc>
-        <w:tc>
-          <w:tcPr>
-            <w:tcW w:type="dxa" w:w="4252"/>
-            <w:shd w:val="clear" w:color="auto" w:fill="FFFFFF"/>
-            <w:tcBorders>
-              <w:top w:val="single" w:sz="4" w:space="0" w:color="000000"/>
-              <w:left w:val="single" w:sz="4" w:space="0" w:color="000000"/>
-              <w:bottom w:val="single" w:sz="4" w:space="0" w:color="000000"/>
-              <w:right w:val="single" w:sz="4" w:space="0" w:color="000000"/>
-            </w:tcBorders>
-            <w:vAlign w:val="center"/>
-          </w:tcPr>
-          <w:p>
-            <w:pPr>
-              <w:spacing w:before="40" w:after="40"/>
-              <w:jc w:val="left"/>
-            </w:pPr>
-            <w:r>
-              <w:rPr>
-                <w:rFonts w:ascii="Adani" w:hAnsi="Adani"/>
-                <w:b w:val="0"/>
-                <w:sz w:val="18"/>
-                <w:u w:val="none"/>
-              </w:rPr>
-              <w:t>ADANI RENEWABLE ENERGY FORTY TWO LIMITED</w:t>
-            </w:r>
-          </w:p>
-        </w:tc>
-        <w:tc>
-          <w:tcPr>
-            <w:tcW w:type="dxa" w:w="1587"/>
-            <w:shd w:val="clear" w:color="auto" w:fill="FFFFFF"/>
-            <w:tcBorders>
-              <w:top w:val="single" w:sz="4" w:space="0" w:color="000000"/>
-              <w:left w:val="single" w:sz="4" w:space="0" w:color="000000"/>
-              <w:bottom w:val="single" w:sz="4" w:space="0" w:color="000000"/>
-              <w:right w:val="single" w:sz="4" w:space="0" w:color="000000"/>
-            </w:tcBorders>
-            <w:vAlign w:val="center"/>
-          </w:tcPr>
-          <w:p>
-            <w:pPr>
-              <w:spacing w:before="40" w:after="40"/>
-              <w:jc w:val="left"/>
-            </w:pPr>
-            <w:r>
-              <w:rPr>
-                <w:rFonts w:ascii="Adani" w:hAnsi="Adani"/>
-                <w:b w:val="0"/>
-                <w:sz w:val="18"/>
-                <w:u w:val="none"/>
-              </w:rPr>
-              <w:t>Additional Director</w:t>
-            </w:r>
-          </w:p>
-        </w:tc>
-        <w:tc>
-          <w:tcPr>
-            <w:tcW w:type="dxa" w:w="1304"/>
-            <w:shd w:val="clear" w:color="auto" w:fill="FFFFFF"/>
-            <w:tcBorders>
-              <w:top w:val="single" w:sz="4" w:space="0" w:color="000000"/>
-              <w:left w:val="single" w:sz="4" w:space="0" w:color="000000"/>
-              <w:bottom w:val="single" w:sz="4" w:space="0" w:color="000000"/>
-              <w:right w:val="single" w:sz="4" w:space="0" w:color="000000"/>
-            </w:tcBorders>
-            <w:vAlign w:val="center"/>
-          </w:tcPr>
-          <w:p>
-            <w:pPr>
-              <w:spacing w:before="40" w:after="40"/>
-              <w:jc w:val="left"/>
-            </w:pPr>
-            <w:r>
-              <w:rPr>
-                <w:rFonts w:ascii="Adani" w:hAnsi="Adani"/>
-                <w:b w:val="0"/>
-                <w:sz w:val="18"/>
-                <w:u w:val="none"/>
-              </w:rPr>
-              <w:t>08/07/2025</w:t>
-            </w:r>
-          </w:p>
-        </w:tc>
-      </w:tr>
-      <w:tr>
-        <w:tc>
-          <w:tcPr>
-            <w:tcW w:type="dxa" w:w="2268"/>
-            <w:shd w:val="clear" w:color="auto" w:fill="FFFFFF"/>
-            <w:tcBorders>
-              <w:top w:val="single" w:sz="4" w:space="0" w:color="000000"/>
-              <w:left w:val="single" w:sz="4" w:space="0" w:color="000000"/>
-              <w:bottom w:val="single" w:sz="4" w:space="0" w:color="000000"/>
-              <w:right w:val="single" w:sz="4" w:space="0" w:color="000000"/>
-            </w:tcBorders>
-            <w:vAlign w:val="center"/>
-          </w:tcPr>
-          <w:p>
-            <w:pPr>
-              <w:spacing w:before="40" w:after="40"/>
-              <w:jc w:val="left"/>
-            </w:pPr>
-            <w:r>
-              <w:rPr>
-                <w:rFonts w:ascii="Adani" w:hAnsi="Adani"/>
-                <w:b w:val="0"/>
-                <w:sz w:val="18"/>
-                <w:u w:val="none"/>
-              </w:rPr>
               <w:t>U74999GJ2018PTC166538</w:t>
             </w:r>
           </w:p>
@@ -4835,6 +4883,120 @@
                 <w:sz w:val="18"/>
                 <w:u w:val="none"/>
               </w:rPr>
+              <w:t>U40106GJ2022PLC135847</w:t>
+            </w:r>
+          </w:p>
+        </w:tc>
+        <w:tc>
+          <w:tcPr>
+            <w:tcW w:type="dxa" w:w="4252"/>
+            <w:shd w:val="clear" w:color="auto" w:fill="FFFFFF"/>
+            <w:tcBorders>
+              <w:top w:val="single" w:sz="4" w:space="0" w:color="000000"/>
+              <w:left w:val="single" w:sz="4" w:space="0" w:color="000000"/>
+              <w:bottom w:val="single" w:sz="4" w:space="0" w:color="000000"/>
+              <w:right w:val="single" w:sz="4" w:space="0" w:color="000000"/>
+            </w:tcBorders>
+            <w:vAlign w:val="center"/>
+          </w:tcPr>
+          <w:p>
+            <w:pPr>
+              <w:spacing w:before="40" w:after="40"/>
+              <w:jc w:val="left"/>
+            </w:pPr>
+            <w:r>
+              <w:rPr>
+                <w:rFonts w:ascii="Adani" w:hAnsi="Adani"/>
+                <w:b w:val="0"/>
+                <w:sz w:val="18"/>
+                <w:u w:val="none"/>
+              </w:rPr>
+              <w:t>ADANI RENEWABLE ENERGY FORTY TWO LIMITED</w:t>
+            </w:r>
+          </w:p>
+        </w:tc>
+        <w:tc>
+          <w:tcPr>
+            <w:tcW w:type="dxa" w:w="1587"/>
+            <w:shd w:val="clear" w:color="auto" w:fill="FFFFFF"/>
+            <w:tcBorders>
+              <w:top w:val="single" w:sz="4" w:space="0" w:color="000000"/>
+              <w:left w:val="single" w:sz="4" w:space="0" w:color="000000"/>
+              <w:bottom w:val="single" w:sz="4" w:space="0" w:color="000000"/>
+              <w:right w:val="single" w:sz="4" w:space="0" w:color="000000"/>
+            </w:tcBorders>
+            <w:vAlign w:val="center"/>
+          </w:tcPr>
+          <w:p>
+            <w:pPr>
+              <w:spacing w:before="40" w:after="40"/>
+              <w:jc w:val="left"/>
+            </w:pPr>
+            <w:r>
+              <w:rPr>
+                <w:rFonts w:ascii="Adani" w:hAnsi="Adani"/>
+                <w:b w:val="0"/>
+                <w:sz w:val="18"/>
+                <w:u w:val="none"/>
+              </w:rPr>
+              <w:t>Additional Director</w:t>
+            </w:r>
+          </w:p>
+        </w:tc>
+        <w:tc>
+          <w:tcPr>
+            <w:tcW w:type="dxa" w:w="1304"/>
+            <w:shd w:val="clear" w:color="auto" w:fill="FFFFFF"/>
+            <w:tcBorders>
+              <w:top w:val="single" w:sz="4" w:space="0" w:color="000000"/>
+              <w:left w:val="single" w:sz="4" w:space="0" w:color="000000"/>
+              <w:bottom w:val="single" w:sz="4" w:space="0" w:color="000000"/>
+              <w:right w:val="single" w:sz="4" w:space="0" w:color="000000"/>
+            </w:tcBorders>
+            <w:vAlign w:val="center"/>
+          </w:tcPr>
+          <w:p>
+            <w:pPr>
+              <w:spacing w:before="40" w:after="40"/>
+              <w:jc w:val="left"/>
+            </w:pPr>
+            <w:r>
+              <w:rPr>
+                <w:rFonts w:ascii="Adani" w:hAnsi="Adani"/>
+                <w:b w:val="0"/>
+                <w:sz w:val="18"/>
+                <w:u w:val="none"/>
+              </w:rPr>
+              <w:t>08/07/2025</w:t>
+            </w:r>
+          </w:p>
+        </w:tc>
+      </w:tr>
+      <w:tr>
+        <w:tc>
+          <w:tcPr>
+            <w:tcW w:type="dxa" w:w="2268"/>
+            <w:shd w:val="clear" w:color="auto" w:fill="FFFFFF"/>
+            <w:tcBorders>
+              <w:top w:val="single" w:sz="4" w:space="0" w:color="000000"/>
+              <w:left w:val="single" w:sz="4" w:space="0" w:color="000000"/>
+              <w:bottom w:val="single" w:sz="4" w:space="0" w:color="000000"/>
+              <w:right w:val="single" w:sz="4" w:space="0" w:color="000000"/>
+            </w:tcBorders>
+            <w:vAlign w:val="center"/>
+          </w:tcPr>
+          <w:p>
+            <w:pPr>
+              <w:spacing w:before="40" w:after="40"/>
+              <w:jc w:val="left"/>
+            </w:pPr>
+            <w:r>
+              <w:rPr>
+                <w:rFonts w:ascii="Adani" w:hAnsi="Adani"/>
+                <w:b w:val="0"/>
+                <w:sz w:val="18"/>
+                <w:u w:val="none"/>
+              </w:rPr>
               <w:t>U40300GJ2015PLC130211</w:t>
             </w:r>
           </w:p>

--- a/Backend/Director_Disclosure/Output_Disclosures/2024-25/ADANI_GREEN_ENERGY_TWENTY_FIVE_B_LIMITED/MBP-1/MBP1_SANDEEP_BANSHILAL_MUNDRA_11190761.docx
+++ b/Backend/Director_Disclosure/Output_Disclosures/2024-25/ADANI_GREEN_ENERGY_TWENTY_FIVE_B_LIMITED/MBP-1/MBP1_SANDEEP_BANSHILAL_MUNDRA_11190761.docx
@@ -389,7 +389,7 @@
                 <w:sz w:val="18"/>
                 <w:u w:val="none"/>
               </w:rPr>
-              <w:t>ADANI RENEWABLE ENERGY SIXTY TWO LIMITED</w:t>
+              <w:t>ADANI RENEWABLE ENERGY SIXTY ONE LIMITED</w:t>
             </w:r>
           </w:p>
         </w:tc>
@@ -673,7 +673,7 @@
                 <w:sz w:val="18"/>
                 <w:u w:val="none"/>
               </w:rPr>
-              <w:t>ADANI SAUR URJA (KA) LIMITED</w:t>
+              <w:t>ADANI RENEWABLE ENERGY SIXTY TWO LIMITED</w:t>
             </w:r>
           </w:p>
         </w:tc>
@@ -757,7 +757,7 @@
                 <w:sz w:val="18"/>
                 <w:u w:val="none"/>
               </w:rPr>
-              <w:t>08/07/2025</w:t>
+              <w:t>06/01/2026</w:t>
             </w:r>
           </w:p>
         </w:tc>
@@ -815,7 +815,7 @@
                 <w:sz w:val="18"/>
                 <w:u w:val="none"/>
               </w:rPr>
-              <w:t>ADANI SOLAR ENERGY AP SEVEN PRIVATE LIMITED</w:t>
+              <w:t>ADANI SAUR URJA (KA) LIMITED</w:t>
             </w:r>
           </w:p>
         </w:tc>
@@ -957,7 +957,7 @@
                 <w:sz w:val="18"/>
                 <w:u w:val="none"/>
               </w:rPr>
-              <w:t>ADANI GREEN ENERGY TWENTY FIVE B LIMITED</w:t>
+              <w:t>ADANI SOLAR ENERGY AP SEVEN PRIVATE LIMITED</w:t>
             </w:r>
           </w:p>
         </w:tc>
@@ -1241,6 +1241,290 @@
                 <w:sz w:val="18"/>
                 <w:u w:val="none"/>
               </w:rPr>
+              <w:t>ADANI GREEN ENERGY TWENTY FIVE B LIMITED</w:t>
+            </w:r>
+          </w:p>
+        </w:tc>
+        <w:tc>
+          <w:tcPr>
+            <w:tcW w:type="dxa" w:w="1814"/>
+            <w:shd w:val="clear" w:color="auto" w:fill="FFFFFF"/>
+            <w:tcBorders>
+              <w:top w:val="single" w:sz="4" w:space="0" w:color="000000"/>
+              <w:left w:val="single" w:sz="4" w:space="0" w:color="000000"/>
+              <w:bottom w:val="single" w:sz="4" w:space="0" w:color="000000"/>
+              <w:right w:val="single" w:sz="4" w:space="0" w:color="000000"/>
+            </w:tcBorders>
+            <w:vAlign w:val="center"/>
+          </w:tcPr>
+          <w:p>
+            <w:pPr>
+              <w:spacing w:before="40" w:after="40"/>
+              <w:jc w:val="left"/>
+            </w:pPr>
+            <w:r>
+              <w:rPr>
+                <w:rFonts w:ascii="Adani" w:hAnsi="Adani"/>
+                <w:b w:val="0"/>
+                <w:sz w:val="18"/>
+                <w:u w:val="none"/>
+              </w:rPr>
+              <w:t>Additional Director</w:t>
+            </w:r>
+          </w:p>
+        </w:tc>
+        <w:tc>
+          <w:tcPr>
+            <w:tcW w:type="dxa" w:w="1020"/>
+            <w:shd w:val="clear" w:color="auto" w:fill="FFFFFF"/>
+            <w:tcBorders>
+              <w:top w:val="single" w:sz="4" w:space="0" w:color="000000"/>
+              <w:left w:val="single" w:sz="4" w:space="0" w:color="000000"/>
+              <w:bottom w:val="single" w:sz="4" w:space="0" w:color="000000"/>
+              <w:right w:val="single" w:sz="4" w:space="0" w:color="000000"/>
+            </w:tcBorders>
+            <w:vAlign w:val="center"/>
+          </w:tcPr>
+          <w:p>
+            <w:pPr>
+              <w:spacing w:before="40" w:after="40"/>
+              <w:jc w:val="left"/>
+            </w:pPr>
+            <w:r>
+              <w:rPr>
+                <w:rFonts w:ascii="Adani" w:hAnsi="Adani"/>
+                <w:b w:val="0"/>
+                <w:sz w:val="18"/>
+                <w:u w:val="none"/>
+              </w:rPr>
+              <w:t>NIL</w:t>
+            </w:r>
+          </w:p>
+        </w:tc>
+        <w:tc>
+          <w:tcPr>
+            <w:tcW w:type="dxa" w:w="1247"/>
+            <w:shd w:val="clear" w:color="auto" w:fill="FFFFFF"/>
+            <w:tcBorders>
+              <w:top w:val="single" w:sz="4" w:space="0" w:color="000000"/>
+              <w:left w:val="single" w:sz="4" w:space="0" w:color="000000"/>
+              <w:bottom w:val="single" w:sz="4" w:space="0" w:color="000000"/>
+              <w:right w:val="single" w:sz="4" w:space="0" w:color="000000"/>
+            </w:tcBorders>
+            <w:vAlign w:val="center"/>
+          </w:tcPr>
+          <w:p>
+            <w:pPr>
+              <w:spacing w:before="40" w:after="40"/>
+              <w:jc w:val="left"/>
+            </w:pPr>
+            <w:r>
+              <w:rPr>
+                <w:rFonts w:ascii="Adani" w:hAnsi="Adani"/>
+                <w:b w:val="0"/>
+                <w:sz w:val="18"/>
+                <w:u w:val="none"/>
+              </w:rPr>
+              <w:t>08/07/2025</w:t>
+            </w:r>
+          </w:p>
+        </w:tc>
+      </w:tr>
+      <w:tr>
+        <w:tc>
+          <w:tcPr>
+            <w:tcW w:type="dxa" w:w="680"/>
+            <w:shd w:val="clear" w:color="auto" w:fill="FFFFFF"/>
+            <w:tcBorders>
+              <w:top w:val="single" w:sz="4" w:space="0" w:color="000000"/>
+              <w:left w:val="single" w:sz="4" w:space="0" w:color="000000"/>
+              <w:bottom w:val="single" w:sz="4" w:space="0" w:color="000000"/>
+              <w:right w:val="single" w:sz="4" w:space="0" w:color="000000"/>
+            </w:tcBorders>
+            <w:vAlign w:val="center"/>
+          </w:tcPr>
+          <w:p>
+            <w:pPr>
+              <w:spacing w:before="40" w:after="40"/>
+              <w:jc w:val="left"/>
+            </w:pPr>
+            <w:r>
+              <w:rPr>
+                <w:rFonts w:ascii="Adani" w:hAnsi="Adani"/>
+                <w:b w:val="0"/>
+                <w:sz w:val="18"/>
+                <w:u w:val="none"/>
+              </w:rPr>
+              <w:t>8</w:t>
+            </w:r>
+          </w:p>
+        </w:tc>
+        <w:tc>
+          <w:tcPr>
+            <w:tcW w:type="dxa" w:w="3969"/>
+            <w:shd w:val="clear" w:color="auto" w:fill="FFFFFF"/>
+            <w:tcBorders>
+              <w:top w:val="single" w:sz="4" w:space="0" w:color="000000"/>
+              <w:left w:val="single" w:sz="4" w:space="0" w:color="000000"/>
+              <w:bottom w:val="single" w:sz="4" w:space="0" w:color="000000"/>
+              <w:right w:val="single" w:sz="4" w:space="0" w:color="000000"/>
+            </w:tcBorders>
+            <w:vAlign w:val="center"/>
+          </w:tcPr>
+          <w:p>
+            <w:pPr>
+              <w:spacing w:before="40" w:after="40"/>
+              <w:jc w:val="left"/>
+            </w:pPr>
+            <w:r>
+              <w:rPr>
+                <w:rFonts w:ascii="Adani" w:hAnsi="Adani"/>
+                <w:b w:val="0"/>
+                <w:sz w:val="18"/>
+                <w:u w:val="none"/>
+              </w:rPr>
+              <w:t>ADANI GREEN ENERGY TWENTY SIX B LIMITED</w:t>
+            </w:r>
+          </w:p>
+        </w:tc>
+        <w:tc>
+          <w:tcPr>
+            <w:tcW w:type="dxa" w:w="1814"/>
+            <w:shd w:val="clear" w:color="auto" w:fill="FFFFFF"/>
+            <w:tcBorders>
+              <w:top w:val="single" w:sz="4" w:space="0" w:color="000000"/>
+              <w:left w:val="single" w:sz="4" w:space="0" w:color="000000"/>
+              <w:bottom w:val="single" w:sz="4" w:space="0" w:color="000000"/>
+              <w:right w:val="single" w:sz="4" w:space="0" w:color="000000"/>
+            </w:tcBorders>
+            <w:vAlign w:val="center"/>
+          </w:tcPr>
+          <w:p>
+            <w:pPr>
+              <w:spacing w:before="40" w:after="40"/>
+              <w:jc w:val="left"/>
+            </w:pPr>
+            <w:r>
+              <w:rPr>
+                <w:rFonts w:ascii="Adani" w:hAnsi="Adani"/>
+                <w:b w:val="0"/>
+                <w:sz w:val="18"/>
+                <w:u w:val="none"/>
+              </w:rPr>
+              <w:t>Additional Director</w:t>
+            </w:r>
+          </w:p>
+        </w:tc>
+        <w:tc>
+          <w:tcPr>
+            <w:tcW w:type="dxa" w:w="1020"/>
+            <w:shd w:val="clear" w:color="auto" w:fill="FFFFFF"/>
+            <w:tcBorders>
+              <w:top w:val="single" w:sz="4" w:space="0" w:color="000000"/>
+              <w:left w:val="single" w:sz="4" w:space="0" w:color="000000"/>
+              <w:bottom w:val="single" w:sz="4" w:space="0" w:color="000000"/>
+              <w:right w:val="single" w:sz="4" w:space="0" w:color="000000"/>
+            </w:tcBorders>
+            <w:vAlign w:val="center"/>
+          </w:tcPr>
+          <w:p>
+            <w:pPr>
+              <w:spacing w:before="40" w:after="40"/>
+              <w:jc w:val="left"/>
+            </w:pPr>
+            <w:r>
+              <w:rPr>
+                <w:rFonts w:ascii="Adani" w:hAnsi="Adani"/>
+                <w:b w:val="0"/>
+                <w:sz w:val="18"/>
+                <w:u w:val="none"/>
+              </w:rPr>
+              <w:t>NIL</w:t>
+            </w:r>
+          </w:p>
+        </w:tc>
+        <w:tc>
+          <w:tcPr>
+            <w:tcW w:type="dxa" w:w="1247"/>
+            <w:shd w:val="clear" w:color="auto" w:fill="FFFFFF"/>
+            <w:tcBorders>
+              <w:top w:val="single" w:sz="4" w:space="0" w:color="000000"/>
+              <w:left w:val="single" w:sz="4" w:space="0" w:color="000000"/>
+              <w:bottom w:val="single" w:sz="4" w:space="0" w:color="000000"/>
+              <w:right w:val="single" w:sz="4" w:space="0" w:color="000000"/>
+            </w:tcBorders>
+            <w:vAlign w:val="center"/>
+          </w:tcPr>
+          <w:p>
+            <w:pPr>
+              <w:spacing w:before="40" w:after="40"/>
+              <w:jc w:val="left"/>
+            </w:pPr>
+            <w:r>
+              <w:rPr>
+                <w:rFonts w:ascii="Adani" w:hAnsi="Adani"/>
+                <w:b w:val="0"/>
+                <w:sz w:val="18"/>
+                <w:u w:val="none"/>
+              </w:rPr>
+              <w:t>08/07/2025</w:t>
+            </w:r>
+          </w:p>
+        </w:tc>
+      </w:tr>
+      <w:tr>
+        <w:tc>
+          <w:tcPr>
+            <w:tcW w:type="dxa" w:w="680"/>
+            <w:shd w:val="clear" w:color="auto" w:fill="FFFFFF"/>
+            <w:tcBorders>
+              <w:top w:val="single" w:sz="4" w:space="0" w:color="000000"/>
+              <w:left w:val="single" w:sz="4" w:space="0" w:color="000000"/>
+              <w:bottom w:val="single" w:sz="4" w:space="0" w:color="000000"/>
+              <w:right w:val="single" w:sz="4" w:space="0" w:color="000000"/>
+            </w:tcBorders>
+            <w:vAlign w:val="center"/>
+          </w:tcPr>
+          <w:p>
+            <w:pPr>
+              <w:spacing w:before="40" w:after="40"/>
+              <w:jc w:val="left"/>
+            </w:pPr>
+            <w:r>
+              <w:rPr>
+                <w:rFonts w:ascii="Adani" w:hAnsi="Adani"/>
+                <w:b w:val="0"/>
+                <w:sz w:val="18"/>
+                <w:u w:val="none"/>
+              </w:rPr>
+              <w:t>9</w:t>
+            </w:r>
+          </w:p>
+        </w:tc>
+        <w:tc>
+          <w:tcPr>
+            <w:tcW w:type="dxa" w:w="3969"/>
+            <w:shd w:val="clear" w:color="auto" w:fill="FFFFFF"/>
+            <w:tcBorders>
+              <w:top w:val="single" w:sz="4" w:space="0" w:color="000000"/>
+              <w:left w:val="single" w:sz="4" w:space="0" w:color="000000"/>
+              <w:bottom w:val="single" w:sz="4" w:space="0" w:color="000000"/>
+              <w:right w:val="single" w:sz="4" w:space="0" w:color="000000"/>
+            </w:tcBorders>
+            <w:vAlign w:val="center"/>
+          </w:tcPr>
+          <w:p>
+            <w:pPr>
+              <w:spacing w:before="40" w:after="40"/>
+              <w:jc w:val="left"/>
+            </w:pPr>
+            <w:r>
+              <w:rPr>
+                <w:rFonts w:ascii="Adani" w:hAnsi="Adani"/>
+                <w:b w:val="0"/>
+                <w:sz w:val="18"/>
+                <w:u w:val="none"/>
+              </w:rPr>
               <w:t>ADANI RENEWABLE ENERGY FORTY TWO LIMITED</w:t>
             </w:r>
           </w:p>
@@ -1355,7 +1639,7 @@
                 <w:sz w:val="18"/>
                 <w:u w:val="none"/>
               </w:rPr>
-              <w:t>8</w:t>
+              <w:t>10</w:t>
             </w:r>
           </w:p>
         </w:tc>
@@ -1704,7 +1988,7 @@
                 <w:sz w:val="18"/>
                 <w:u w:val="none"/>
               </w:rPr>
-              <w:t>Date:   15th May, 2026</w:t>
+              <w:t>Date:   27th May, 2026</w:t>
             </w:r>
           </w:p>
         </w:tc>
@@ -2741,7 +3025,7 @@
                 <w:sz w:val="18"/>
                 <w:u w:val="none"/>
               </w:rPr>
-              <w:t>Date:   15th May, 2026</w:t>
+              <w:t>Date:   27th May, 2026</w:t>
             </w:r>
           </w:p>
         </w:tc>
@@ -2902,7 +3186,7 @@
           <w:sz w:val="20"/>
           <w:u w:val="none"/>
         </w:rPr>
-        <w:t>15th May, 2026</w:t>
+        <w:t>27th May, 2026</w:t>
       </w:r>
     </w:p>
     <w:p>
@@ -2947,7 +3231,7 @@
           <w:sz w:val="20"/>
           <w:u w:val="none"/>
         </w:rPr>
-        <w:t>ADANI RENEWABLE ENERGY SIXTY TWO LIMITED</w:t>
+        <w:t>ADANI RENEWABLE ENERGY SIXTY ONE LIMITED</w:t>
       </w:r>
     </w:p>
     <w:p>
@@ -2963,6 +3247,21 @@
           <w:u w:val="none"/>
         </w:rPr>
         <w:t>ADANI RENEWABLE ENERGY SIXTY LIMITED</w:t>
+      </w:r>
+    </w:p>
+    <w:p>
+      <w:pPr>
+        <w:spacing w:before="0" w:after="20"/>
+        <w:jc w:val="left"/>
+      </w:pPr>
+      <w:r>
+        <w:rPr>
+          <w:rFonts w:ascii="Adani" w:hAnsi="Adani"/>
+          <w:b/>
+          <w:sz w:val="20"/>
+          <w:u w:val="none"/>
+        </w:rPr>
+        <w:t>ADANI RENEWABLE ENERGY SIXTY TWO LIMITED</w:t>
       </w:r>
     </w:p>
     <w:p>
@@ -3007,6 +3306,21 @@
           <w:sz w:val="20"/>
           <w:u w:val="none"/>
         </w:rPr>
+        <w:t>ADANI GREEN ENERGY TWENTY FOUR A LIMITED</w:t>
+      </w:r>
+    </w:p>
+    <w:p>
+      <w:pPr>
+        <w:spacing w:before="0" w:after="20"/>
+        <w:jc w:val="left"/>
+      </w:pPr>
+      <w:r>
+        <w:rPr>
+          <w:rFonts w:ascii="Adani" w:hAnsi="Adani"/>
+          <w:b/>
+          <w:sz w:val="20"/>
+          <w:u w:val="none"/>
+        </w:rPr>
         <w:t>ADANI GREEN ENERGY TWENTY FIVE B LIMITED</w:t>
       </w:r>
     </w:p>
@@ -3022,7 +3336,7 @@
           <w:sz w:val="20"/>
           <w:u w:val="none"/>
         </w:rPr>
-        <w:t>ADANI GREEN ENERGY TWENTY FOUR A LIMITED</w:t>
+        <w:t>ADANI GREEN ENERGY TWENTY SIX B LIMITED</w:t>
       </w:r>
     </w:p>
     <w:p>
@@ -3113,7 +3427,7 @@
           <w:sz w:val="20"/>
           <w:u w:val="none"/>
         </w:rPr>
-        <w:t>ADANI RENEWABLE ENERGY SIXTY TWO LIMITED</w:t>
+        <w:t>ADANI RENEWABLE ENERGY SIXTY ONE LIMITED</w:t>
       </w:r>
     </w:p>
     <w:p>
@@ -3143,7 +3457,37 @@
           <w:sz w:val="20"/>
           <w:u w:val="none"/>
         </w:rPr>
+        <w:t>ADANI RENEWABLE ENERGY SIXTY TWO LIMITED</w:t>
+      </w:r>
+    </w:p>
+    <w:p>
+      <w:pPr>
+        <w:spacing w:before="0" w:after="20"/>
+        <w:jc w:val="left"/>
+      </w:pPr>
+      <w:r>
+        <w:rPr>
+          <w:rFonts w:ascii="Adani" w:hAnsi="Adani"/>
+          <w:b w:val="0"/>
+          <w:sz w:val="20"/>
+          <w:u w:val="none"/>
+        </w:rPr>
         <w:t>ADANI SAUR URJA (KA) LIMITED</w:t>
+      </w:r>
+    </w:p>
+    <w:p>
+      <w:pPr>
+        <w:spacing w:before="0" w:after="20"/>
+        <w:jc w:val="left"/>
+      </w:pPr>
+      <w:r>
+        <w:rPr>
+          <w:rFonts w:ascii="Adani" w:hAnsi="Adani"/>
+          <w:b w:val="0"/>
+          <w:sz w:val="20"/>
+          <w:u w:val="none"/>
+        </w:rPr>
+        <w:t>ADANI GREEN ENERGY TWENTY FOUR A LIMITED</w:t>
       </w:r>
     </w:p>
     <w:p>
@@ -3173,7 +3517,7 @@
           <w:sz w:val="20"/>
           <w:u w:val="none"/>
         </w:rPr>
-        <w:t>ADANI GREEN ENERGY TWENTY FOUR A LIMITED</w:t>
+        <w:t>ADANI GREEN ENERGY TWENTY SIX B LIMITED</w:t>
       </w:r>
     </w:p>
     <w:p>
@@ -4026,7 +4370,7 @@
                 <w:sz w:val="18"/>
                 <w:u w:val="none"/>
               </w:rPr>
-              <w:t>8</w:t>
+              <w:t>10</w:t>
             </w:r>
           </w:p>
         </w:tc>
@@ -4199,7 +4543,7 @@
                 <w:sz w:val="18"/>
                 <w:u w:val="none"/>
               </w:rPr>
-              <w:t>U35105GJ2023PLC146996</w:t>
+              <w:t>U35105GJ2023PLC146977</w:t>
             </w:r>
           </w:p>
         </w:tc>
@@ -4227,7 +4571,7 @@
                 <w:sz w:val="18"/>
                 <w:u w:val="none"/>
               </w:rPr>
-              <w:t>ADANI RENEWABLE ENERGY SIXTY TWO LIMITED</w:t>
+              <w:t>ADANI RENEWABLE ENERGY SIXTY ONE LIMITED</w:t>
             </w:r>
           </w:p>
         </w:tc>
@@ -4342,6 +4686,120 @@
                 <w:u w:val="none"/>
               </w:rPr>
               <w:t>ADANI RENEWABLE ENERGY SIXTY LIMITED</w:t>
+            </w:r>
+          </w:p>
+        </w:tc>
+        <w:tc>
+          <w:tcPr>
+            <w:tcW w:type="dxa" w:w="1587"/>
+            <w:shd w:val="clear" w:color="auto" w:fill="FFFFFF"/>
+            <w:tcBorders>
+              <w:top w:val="single" w:sz="4" w:space="0" w:color="000000"/>
+              <w:left w:val="single" w:sz="4" w:space="0" w:color="000000"/>
+              <w:bottom w:val="single" w:sz="4" w:space="0" w:color="000000"/>
+              <w:right w:val="single" w:sz="4" w:space="0" w:color="000000"/>
+            </w:tcBorders>
+            <w:vAlign w:val="center"/>
+          </w:tcPr>
+          <w:p>
+            <w:pPr>
+              <w:spacing w:before="40" w:after="40"/>
+              <w:jc w:val="left"/>
+            </w:pPr>
+            <w:r>
+              <w:rPr>
+                <w:rFonts w:ascii="Adani" w:hAnsi="Adani"/>
+                <w:b w:val="0"/>
+                <w:sz w:val="18"/>
+                <w:u w:val="none"/>
+              </w:rPr>
+              <w:t>Additional Director</w:t>
+            </w:r>
+          </w:p>
+        </w:tc>
+        <w:tc>
+          <w:tcPr>
+            <w:tcW w:type="dxa" w:w="1304"/>
+            <w:shd w:val="clear" w:color="auto" w:fill="FFFFFF"/>
+            <w:tcBorders>
+              <w:top w:val="single" w:sz="4" w:space="0" w:color="000000"/>
+              <w:left w:val="single" w:sz="4" w:space="0" w:color="000000"/>
+              <w:bottom w:val="single" w:sz="4" w:space="0" w:color="000000"/>
+              <w:right w:val="single" w:sz="4" w:space="0" w:color="000000"/>
+            </w:tcBorders>
+            <w:vAlign w:val="center"/>
+          </w:tcPr>
+          <w:p>
+            <w:pPr>
+              <w:spacing w:before="40" w:after="40"/>
+              <w:jc w:val="left"/>
+            </w:pPr>
+            <w:r>
+              <w:rPr>
+                <w:rFonts w:ascii="Adani" w:hAnsi="Adani"/>
+                <w:b w:val="0"/>
+                <w:sz w:val="18"/>
+                <w:u w:val="none"/>
+              </w:rPr>
+              <w:t>06/01/2026</w:t>
+            </w:r>
+          </w:p>
+        </w:tc>
+      </w:tr>
+      <w:tr>
+        <w:tc>
+          <w:tcPr>
+            <w:tcW w:type="dxa" w:w="2268"/>
+            <w:shd w:val="clear" w:color="auto" w:fill="FFFFFF"/>
+            <w:tcBorders>
+              <w:top w:val="single" w:sz="4" w:space="0" w:color="000000"/>
+              <w:left w:val="single" w:sz="4" w:space="0" w:color="000000"/>
+              <w:bottom w:val="single" w:sz="4" w:space="0" w:color="000000"/>
+              <w:right w:val="single" w:sz="4" w:space="0" w:color="000000"/>
+            </w:tcBorders>
+            <w:vAlign w:val="center"/>
+          </w:tcPr>
+          <w:p>
+            <w:pPr>
+              <w:spacing w:before="40" w:after="40"/>
+              <w:jc w:val="left"/>
+            </w:pPr>
+            <w:r>
+              <w:rPr>
+                <w:rFonts w:ascii="Adani" w:hAnsi="Adani"/>
+                <w:b w:val="0"/>
+                <w:sz w:val="18"/>
+                <w:u w:val="none"/>
+              </w:rPr>
+              <w:t>U35105GJ2023PLC146996</w:t>
+            </w:r>
+          </w:p>
+        </w:tc>
+        <w:tc>
+          <w:tcPr>
+            <w:tcW w:type="dxa" w:w="4252"/>
+            <w:shd w:val="clear" w:color="auto" w:fill="FFFFFF"/>
+            <w:tcBorders>
+              <w:top w:val="single" w:sz="4" w:space="0" w:color="000000"/>
+              <w:left w:val="single" w:sz="4" w:space="0" w:color="000000"/>
+              <w:bottom w:val="single" w:sz="4" w:space="0" w:color="000000"/>
+              <w:right w:val="single" w:sz="4" w:space="0" w:color="000000"/>
+            </w:tcBorders>
+            <w:vAlign w:val="center"/>
+          </w:tcPr>
+          <w:p>
+            <w:pPr>
+              <w:spacing w:before="40" w:after="40"/>
+              <w:jc w:val="left"/>
+            </w:pPr>
+            <w:r>
+              <w:rPr>
+                <w:rFonts w:ascii="Adani" w:hAnsi="Adani"/>
+                <w:b w:val="0"/>
+                <w:sz w:val="18"/>
+                <w:u w:val="none"/>
+              </w:rPr>
+              <w:t>ADANI RENEWABLE ENERGY SIXTY TWO LIMITED</w:t>
             </w:r>
           </w:p>
         </w:tc>
@@ -4655,6 +5113,120 @@
                 <w:sz w:val="18"/>
                 <w:u w:val="none"/>
               </w:rPr>
+              <w:t>U40108GJ2020PLC114814</w:t>
+            </w:r>
+          </w:p>
+        </w:tc>
+        <w:tc>
+          <w:tcPr>
+            <w:tcW w:type="dxa" w:w="4252"/>
+            <w:shd w:val="clear" w:color="auto" w:fill="FFFFFF"/>
+            <w:tcBorders>
+              <w:top w:val="single" w:sz="4" w:space="0" w:color="000000"/>
+              <w:left w:val="single" w:sz="4" w:space="0" w:color="000000"/>
+              <w:bottom w:val="single" w:sz="4" w:space="0" w:color="000000"/>
+              <w:right w:val="single" w:sz="4" w:space="0" w:color="000000"/>
+            </w:tcBorders>
+            <w:vAlign w:val="center"/>
+          </w:tcPr>
+          <w:p>
+            <w:pPr>
+              <w:spacing w:before="40" w:after="40"/>
+              <w:jc w:val="left"/>
+            </w:pPr>
+            <w:r>
+              <w:rPr>
+                <w:rFonts w:ascii="Adani" w:hAnsi="Adani"/>
+                <w:b w:val="0"/>
+                <w:sz w:val="18"/>
+                <w:u w:val="none"/>
+              </w:rPr>
+              <w:t>ADANI GREEN ENERGY TWENTY FOUR A LIMITED</w:t>
+            </w:r>
+          </w:p>
+        </w:tc>
+        <w:tc>
+          <w:tcPr>
+            <w:tcW w:type="dxa" w:w="1587"/>
+            <w:shd w:val="clear" w:color="auto" w:fill="FFFFFF"/>
+            <w:tcBorders>
+              <w:top w:val="single" w:sz="4" w:space="0" w:color="000000"/>
+              <w:left w:val="single" w:sz="4" w:space="0" w:color="000000"/>
+              <w:bottom w:val="single" w:sz="4" w:space="0" w:color="000000"/>
+              <w:right w:val="single" w:sz="4" w:space="0" w:color="000000"/>
+            </w:tcBorders>
+            <w:vAlign w:val="center"/>
+          </w:tcPr>
+          <w:p>
+            <w:pPr>
+              <w:spacing w:before="40" w:after="40"/>
+              <w:jc w:val="left"/>
+            </w:pPr>
+            <w:r>
+              <w:rPr>
+                <w:rFonts w:ascii="Adani" w:hAnsi="Adani"/>
+                <w:b w:val="0"/>
+                <w:sz w:val="18"/>
+                <w:u w:val="none"/>
+              </w:rPr>
+              <w:t>Additional Director</w:t>
+            </w:r>
+          </w:p>
+        </w:tc>
+        <w:tc>
+          <w:tcPr>
+            <w:tcW w:type="dxa" w:w="1304"/>
+            <w:shd w:val="clear" w:color="auto" w:fill="FFFFFF"/>
+            <w:tcBorders>
+              <w:top w:val="single" w:sz="4" w:space="0" w:color="000000"/>
+              <w:left w:val="single" w:sz="4" w:space="0" w:color="000000"/>
+              <w:bottom w:val="single" w:sz="4" w:space="0" w:color="000000"/>
+              <w:right w:val="single" w:sz="4" w:space="0" w:color="000000"/>
+            </w:tcBorders>
+            <w:vAlign w:val="center"/>
+          </w:tcPr>
+          <w:p>
+            <w:pPr>
+              <w:spacing w:before="40" w:after="40"/>
+              <w:jc w:val="left"/>
+            </w:pPr>
+            <w:r>
+              <w:rPr>
+                <w:rFonts w:ascii="Adani" w:hAnsi="Adani"/>
+                <w:b w:val="0"/>
+                <w:sz w:val="18"/>
+                <w:u w:val="none"/>
+              </w:rPr>
+              <w:t>08/07/2025</w:t>
+            </w:r>
+          </w:p>
+        </w:tc>
+      </w:tr>
+      <w:tr>
+        <w:tc>
+          <w:tcPr>
+            <w:tcW w:type="dxa" w:w="2268"/>
+            <w:shd w:val="clear" w:color="auto" w:fill="FFFFFF"/>
+            <w:tcBorders>
+              <w:top w:val="single" w:sz="4" w:space="0" w:color="000000"/>
+              <w:left w:val="single" w:sz="4" w:space="0" w:color="000000"/>
+              <w:bottom w:val="single" w:sz="4" w:space="0" w:color="000000"/>
+              <w:right w:val="single" w:sz="4" w:space="0" w:color="000000"/>
+            </w:tcBorders>
+            <w:vAlign w:val="center"/>
+          </w:tcPr>
+          <w:p>
+            <w:pPr>
+              <w:spacing w:before="40" w:after="40"/>
+              <w:jc w:val="left"/>
+            </w:pPr>
+            <w:r>
+              <w:rPr>
+                <w:rFonts w:ascii="Adani" w:hAnsi="Adani"/>
+                <w:b w:val="0"/>
+                <w:sz w:val="18"/>
+                <w:u w:val="none"/>
+              </w:rPr>
               <w:t>U40100GJ2020PLC114378</w:t>
             </w:r>
           </w:p>
@@ -4769,7 +5341,7 @@
                 <w:sz w:val="18"/>
                 <w:u w:val="none"/>
               </w:rPr>
-              <w:t>U40108GJ2020PLC114814</w:t>
+              <w:t>U40106GJ2020PLC114739</w:t>
             </w:r>
           </w:p>
         </w:tc>
@@ -4797,7 +5369,7 @@
                 <w:sz w:val="18"/>
                 <w:u w:val="none"/>
               </w:rPr>
-              <w:t>ADANI GREEN ENERGY TWENTY FOUR A LIMITED</w:t>
+              <w:t>ADANI GREEN ENERGY TWENTY SIX B LIMITED</w:t>
             </w:r>
           </w:p>
         </w:tc>

--- a/Backend/Director_Disclosure/Output_Disclosures/2024-25/ADANI_GREEN_ENERGY_TWENTY_FIVE_B_LIMITED/MBP-1/MBP1_SANDEEP_BANSHILAL_MUNDRA_11190761.docx
+++ b/Backend/Director_Disclosure/Output_Disclosures/2024-25/ADANI_GREEN_ENERGY_TWENTY_FIVE_B_LIMITED/MBP-1/MBP1_SANDEEP_BANSHILAL_MUNDRA_11190761.docx
@@ -531,7 +531,7 @@
                 <w:sz w:val="18"/>
                 <w:u w:val="none"/>
               </w:rPr>
-              <w:t>ADANI RENEWABLE ENERGY SIXTY LIMITED</w:t>
+              <w:t>ADANI RENEWABLE ENERGY SIXTY TWO LIMITED</w:t>
             </w:r>
           </w:p>
         </w:tc>
@@ -673,7 +673,7 @@
                 <w:sz w:val="18"/>
                 <w:u w:val="none"/>
               </w:rPr>
-              <w:t>ADANI RENEWABLE ENERGY SIXTY TWO LIMITED</w:t>
+              <w:t>ADANI RENEWABLE ENERGY SIXTY LIMITED</w:t>
             </w:r>
           </w:p>
         </w:tc>
@@ -957,7 +957,7 @@
                 <w:sz w:val="18"/>
                 <w:u w:val="none"/>
               </w:rPr>
-              <w:t>ADANI SOLAR ENERGY AP SEVEN PRIVATE LIMITED</w:t>
+              <w:t>ADANI GREEN ENERGY TWENTY SIX B LIMITED</w:t>
             </w:r>
           </w:p>
         </w:tc>
@@ -1099,7 +1099,7 @@
                 <w:sz w:val="18"/>
                 <w:u w:val="none"/>
               </w:rPr>
-              <w:t>ADANI GREEN ENERGY TWENTY FOUR A LIMITED</w:t>
+              <w:t>ADANI GREEN ENERGY TWENTY FIVE B LIMITED</w:t>
             </w:r>
           </w:p>
         </w:tc>
@@ -1241,7 +1241,7 @@
                 <w:sz w:val="18"/>
                 <w:u w:val="none"/>
               </w:rPr>
-              <w:t>ADANI GREEN ENERGY TWENTY FIVE B LIMITED</w:t>
+              <w:t>ADANI GREEN ENERGY TWENTY FOUR A LIMITED</w:t>
             </w:r>
           </w:p>
         </w:tc>
@@ -1383,7 +1383,7 @@
                 <w:sz w:val="18"/>
                 <w:u w:val="none"/>
               </w:rPr>
-              <w:t>ADANI GREEN ENERGY TWENTY SIX B LIMITED</w:t>
+              <w:t>ADANI RENEWABLE ENERGY FORTY TWO LIMITED</w:t>
             </w:r>
           </w:p>
         </w:tc>
@@ -1525,7 +1525,7 @@
                 <w:sz w:val="18"/>
                 <w:u w:val="none"/>
               </w:rPr>
-              <w:t>ADANI RENEWABLE ENERGY FORTY TWO LIMITED</w:t>
+              <w:t>ADANI SOLAR ENERGY AP SEVEN PRIVATE LIMITED</w:t>
             </w:r>
           </w:p>
         </w:tc>
@@ -1988,7 +1988,7 @@
                 <w:sz w:val="18"/>
                 <w:u w:val="none"/>
               </w:rPr>
-              <w:t>Date:   27th May, 2026</w:t>
+              <w:t>Date:   09th June, 2026</w:t>
             </w:r>
           </w:p>
         </w:tc>
@@ -3025,7 +3025,7 @@
                 <w:sz w:val="18"/>
                 <w:u w:val="none"/>
               </w:rPr>
-              <w:t>Date:   27th May, 2026</w:t>
+              <w:t>Date:   09th June, 2026</w:t>
             </w:r>
           </w:p>
         </w:tc>
@@ -3186,7 +3186,7 @@
           <w:sz w:val="20"/>
           <w:u w:val="none"/>
         </w:rPr>
-        <w:t>27th May, 2026</w:t>
+        <w:t>09th June, 2026</w:t>
       </w:r>
     </w:p>
     <w:p>
@@ -3246,7 +3246,7 @@
           <w:sz w:val="20"/>
           <w:u w:val="none"/>
         </w:rPr>
-        <w:t>ADANI RENEWABLE ENERGY SIXTY LIMITED</w:t>
+        <w:t>ADANI RENEWABLE ENERGY SIXTY TWO LIMITED</w:t>
       </w:r>
     </w:p>
     <w:p>
@@ -3261,7 +3261,7 @@
           <w:sz w:val="20"/>
           <w:u w:val="none"/>
         </w:rPr>
-        <w:t>ADANI RENEWABLE ENERGY SIXTY TWO LIMITED</w:t>
+        <w:t>ADANI RENEWABLE ENERGY SIXTY LIMITED</w:t>
       </w:r>
     </w:p>
     <w:p>
@@ -3291,7 +3291,22 @@
           <w:sz w:val="20"/>
           <w:u w:val="none"/>
         </w:rPr>
-        <w:t>ADANI SOLAR ENERGY AP SEVEN PRIVATE LIMITED</w:t>
+        <w:t>ADANI GREEN ENERGY TWENTY SIX B LIMITED</w:t>
+      </w:r>
+    </w:p>
+    <w:p>
+      <w:pPr>
+        <w:spacing w:before="0" w:after="20"/>
+        <w:jc w:val="left"/>
+      </w:pPr>
+      <w:r>
+        <w:rPr>
+          <w:rFonts w:ascii="Adani" w:hAnsi="Adani"/>
+          <w:b/>
+          <w:sz w:val="20"/>
+          <w:u w:val="none"/>
+        </w:rPr>
+        <w:t>ADANI GREEN ENERGY TWENTY FIVE B LIMITED</w:t>
       </w:r>
     </w:p>
     <w:p>
@@ -3321,7 +3336,7 @@
           <w:sz w:val="20"/>
           <w:u w:val="none"/>
         </w:rPr>
-        <w:t>ADANI GREEN ENERGY TWENTY FIVE B LIMITED</w:t>
+        <w:t>ADANI RENEWABLE ENERGY FORTY TWO LIMITED</w:t>
       </w:r>
     </w:p>
     <w:p>
@@ -3336,22 +3351,7 @@
           <w:sz w:val="20"/>
           <w:u w:val="none"/>
         </w:rPr>
-        <w:t>ADANI GREEN ENERGY TWENTY SIX B LIMITED</w:t>
-      </w:r>
-    </w:p>
-    <w:p>
-      <w:pPr>
-        <w:spacing w:before="0" w:after="20"/>
-        <w:jc w:val="left"/>
-      </w:pPr>
-      <w:r>
-        <w:rPr>
-          <w:rFonts w:ascii="Adani" w:hAnsi="Adani"/>
-          <w:b/>
-          <w:sz w:val="20"/>
-          <w:u w:val="none"/>
-        </w:rPr>
-        <w:t>ADANI RENEWABLE ENERGY FORTY TWO LIMITED</w:t>
+        <w:t>ADANI SOLAR ENERGY AP SEVEN PRIVATE LIMITED</w:t>
       </w:r>
     </w:p>
     <w:p>
@@ -3442,7 +3442,7 @@
           <w:sz w:val="20"/>
           <w:u w:val="none"/>
         </w:rPr>
-        <w:t>ADANI RENEWABLE ENERGY SIXTY LIMITED</w:t>
+        <w:t>ADANI RENEWABLE ENERGY SIXTY TWO LIMITED</w:t>
       </w:r>
     </w:p>
     <w:p>
@@ -3457,7 +3457,7 @@
           <w:sz w:val="20"/>
           <w:u w:val="none"/>
         </w:rPr>
-        <w:t>ADANI RENEWABLE ENERGY SIXTY TWO LIMITED</w:t>
+        <w:t>ADANI RENEWABLE ENERGY SIXTY LIMITED</w:t>
       </w:r>
     </w:p>
     <w:p>
@@ -3487,7 +3487,7 @@
           <w:sz w:val="20"/>
           <w:u w:val="none"/>
         </w:rPr>
-        <w:t>ADANI GREEN ENERGY TWENTY FOUR A LIMITED</w:t>
+        <w:t>ADANI GREEN ENERGY TWENTY SIX B LIMITED</w:t>
       </w:r>
     </w:p>
     <w:p>
@@ -3517,7 +3517,7 @@
           <w:sz w:val="20"/>
           <w:u w:val="none"/>
         </w:rPr>
-        <w:t>ADANI GREEN ENERGY TWENTY SIX B LIMITED</w:t>
+        <w:t>ADANI GREEN ENERGY TWENTY FOUR A LIMITED</w:t>
       </w:r>
     </w:p>
     <w:p>
@@ -4657,7 +4657,7 @@
                 <w:sz w:val="18"/>
                 <w:u w:val="none"/>
               </w:rPr>
-              <w:t>U35105GJ2023PLC147005</w:t>
+              <w:t>U35105GJ2023PLC146996</w:t>
             </w:r>
           </w:p>
         </w:tc>
@@ -4685,7 +4685,7 @@
                 <w:sz w:val="18"/>
                 <w:u w:val="none"/>
               </w:rPr>
-              <w:t>ADANI RENEWABLE ENERGY SIXTY LIMITED</w:t>
+              <w:t>ADANI RENEWABLE ENERGY SIXTY TWO LIMITED</w:t>
             </w:r>
           </w:p>
         </w:tc>
@@ -4771,7 +4771,7 @@
                 <w:sz w:val="18"/>
                 <w:u w:val="none"/>
               </w:rPr>
-              <w:t>U35105GJ2023PLC146996</w:t>
+              <w:t>U35105GJ2023PLC147005</w:t>
             </w:r>
           </w:p>
         </w:tc>
@@ -4799,7 +4799,7 @@
                 <w:sz w:val="18"/>
                 <w:u w:val="none"/>
               </w:rPr>
-              <w:t>ADANI RENEWABLE ENERGY SIXTY TWO LIMITED</w:t>
+              <w:t>ADANI RENEWABLE ENERGY SIXTY LIMITED</w:t>
             </w:r>
           </w:p>
         </w:tc>
@@ -4999,7 +4999,7 @@
                 <w:sz w:val="18"/>
                 <w:u w:val="none"/>
               </w:rPr>
-              <w:t>U74999GJ2018PTC166538</w:t>
+              <w:t>U40106GJ2020PLC114739</w:t>
             </w:r>
           </w:p>
         </w:tc>
@@ -5027,7 +5027,121 @@
                 <w:sz w:val="18"/>
                 <w:u w:val="none"/>
               </w:rPr>
-              <w:t>ADANI SOLAR ENERGY AP SEVEN PRIVATE LIMITED</w:t>
+              <w:t>ADANI GREEN ENERGY TWENTY SIX B LIMITED</w:t>
+            </w:r>
+          </w:p>
+        </w:tc>
+        <w:tc>
+          <w:tcPr>
+            <w:tcW w:type="dxa" w:w="1587"/>
+            <w:shd w:val="clear" w:color="auto" w:fill="FFFFFF"/>
+            <w:tcBorders>
+              <w:top w:val="single" w:sz="4" w:space="0" w:color="000000"/>
+              <w:left w:val="single" w:sz="4" w:space="0" w:color="000000"/>
+              <w:bottom w:val="single" w:sz="4" w:space="0" w:color="000000"/>
+              <w:right w:val="single" w:sz="4" w:space="0" w:color="000000"/>
+            </w:tcBorders>
+            <w:vAlign w:val="center"/>
+          </w:tcPr>
+          <w:p>
+            <w:pPr>
+              <w:spacing w:before="40" w:after="40"/>
+              <w:jc w:val="left"/>
+            </w:pPr>
+            <w:r>
+              <w:rPr>
+                <w:rFonts w:ascii="Adani" w:hAnsi="Adani"/>
+                <w:b w:val="0"/>
+                <w:sz w:val="18"/>
+                <w:u w:val="none"/>
+              </w:rPr>
+              <w:t>Additional Director</w:t>
+            </w:r>
+          </w:p>
+        </w:tc>
+        <w:tc>
+          <w:tcPr>
+            <w:tcW w:type="dxa" w:w="1304"/>
+            <w:shd w:val="clear" w:color="auto" w:fill="FFFFFF"/>
+            <w:tcBorders>
+              <w:top w:val="single" w:sz="4" w:space="0" w:color="000000"/>
+              <w:left w:val="single" w:sz="4" w:space="0" w:color="000000"/>
+              <w:bottom w:val="single" w:sz="4" w:space="0" w:color="000000"/>
+              <w:right w:val="single" w:sz="4" w:space="0" w:color="000000"/>
+            </w:tcBorders>
+            <w:vAlign w:val="center"/>
+          </w:tcPr>
+          <w:p>
+            <w:pPr>
+              <w:spacing w:before="40" w:after="40"/>
+              <w:jc w:val="left"/>
+            </w:pPr>
+            <w:r>
+              <w:rPr>
+                <w:rFonts w:ascii="Adani" w:hAnsi="Adani"/>
+                <w:b w:val="0"/>
+                <w:sz w:val="18"/>
+                <w:u w:val="none"/>
+              </w:rPr>
+              <w:t>08/07/2025</w:t>
+            </w:r>
+          </w:p>
+        </w:tc>
+      </w:tr>
+      <w:tr>
+        <w:tc>
+          <w:tcPr>
+            <w:tcW w:type="dxa" w:w="2268"/>
+            <w:shd w:val="clear" w:color="auto" w:fill="FFFFFF"/>
+            <w:tcBorders>
+              <w:top w:val="single" w:sz="4" w:space="0" w:color="000000"/>
+              <w:left w:val="single" w:sz="4" w:space="0" w:color="000000"/>
+              <w:bottom w:val="single" w:sz="4" w:space="0" w:color="000000"/>
+              <w:right w:val="single" w:sz="4" w:space="0" w:color="000000"/>
+            </w:tcBorders>
+            <w:vAlign w:val="center"/>
+          </w:tcPr>
+          <w:p>
+            <w:pPr>
+              <w:spacing w:before="40" w:after="40"/>
+              <w:jc w:val="left"/>
+            </w:pPr>
+            <w:r>
+              <w:rPr>
+                <w:rFonts w:ascii="Adani" w:hAnsi="Adani"/>
+                <w:b w:val="0"/>
+                <w:sz w:val="18"/>
+                <w:u w:val="none"/>
+              </w:rPr>
+              <w:t>U40100GJ2020PLC114378</w:t>
+            </w:r>
+          </w:p>
+        </w:tc>
+        <w:tc>
+          <w:tcPr>
+            <w:tcW w:type="dxa" w:w="4252"/>
+            <w:shd w:val="clear" w:color="auto" w:fill="FFFFFF"/>
+            <w:tcBorders>
+              <w:top w:val="single" w:sz="4" w:space="0" w:color="000000"/>
+              <w:left w:val="single" w:sz="4" w:space="0" w:color="000000"/>
+              <w:bottom w:val="single" w:sz="4" w:space="0" w:color="000000"/>
+              <w:right w:val="single" w:sz="4" w:space="0" w:color="000000"/>
+            </w:tcBorders>
+            <w:vAlign w:val="center"/>
+          </w:tcPr>
+          <w:p>
+            <w:pPr>
+              <w:spacing w:before="40" w:after="40"/>
+              <w:jc w:val="left"/>
+            </w:pPr>
+            <w:r>
+              <w:rPr>
+                <w:rFonts w:ascii="Adani" w:hAnsi="Adani"/>
+                <w:b w:val="0"/>
+                <w:sz w:val="18"/>
+                <w:u w:val="none"/>
+              </w:rPr>
+              <w:t>ADANI GREEN ENERGY TWENTY FIVE B LIMITED</w:t>
             </w:r>
           </w:p>
         </w:tc>
@@ -5227,7 +5341,7 @@
                 <w:sz w:val="18"/>
                 <w:u w:val="none"/>
               </w:rPr>
-              <w:t>U40100GJ2020PLC114378</w:t>
+              <w:t>U40106GJ2022PLC135847</w:t>
             </w:r>
           </w:p>
         </w:tc>
@@ -5255,7 +5369,7 @@
                 <w:sz w:val="18"/>
                 <w:u w:val="none"/>
               </w:rPr>
-              <w:t>ADANI GREEN ENERGY TWENTY FIVE B LIMITED</w:t>
+              <w:t>ADANI RENEWABLE ENERGY FORTY TWO LIMITED</w:t>
             </w:r>
           </w:p>
         </w:tc>
@@ -5341,7 +5455,7 @@
                 <w:sz w:val="18"/>
                 <w:u w:val="none"/>
               </w:rPr>
-              <w:t>U40106GJ2020PLC114739</w:t>
+              <w:t>U74999GJ2018PTC166538</w:t>
             </w:r>
           </w:p>
         </w:tc>
@@ -5369,121 +5483,7 @@
                 <w:sz w:val="18"/>
                 <w:u w:val="none"/>
               </w:rPr>
-              <w:t>ADANI GREEN ENERGY TWENTY SIX B LIMITED</w:t>
-            </w:r>
-          </w:p>
-        </w:tc>
-        <w:tc>
-          <w:tcPr>
-            <w:tcW w:type="dxa" w:w="1587"/>
-            <w:shd w:val="clear" w:color="auto" w:fill="FFFFFF"/>
-            <w:tcBorders>
-              <w:top w:val="single" w:sz="4" w:space="0" w:color="000000"/>
-              <w:left w:val="single" w:sz="4" w:space="0" w:color="000000"/>
-              <w:bottom w:val="single" w:sz="4" w:space="0" w:color="000000"/>
-              <w:right w:val="single" w:sz="4" w:space="0" w:color="000000"/>
-            </w:tcBorders>
-            <w:vAlign w:val="center"/>
-          </w:tcPr>
-          <w:p>
-            <w:pPr>
-              <w:spacing w:before="40" w:after="40"/>
-              <w:jc w:val="left"/>
-            </w:pPr>
-            <w:r>
-              <w:rPr>
-                <w:rFonts w:ascii="Adani" w:hAnsi="Adani"/>
-                <w:b w:val="0"/>
-                <w:sz w:val="18"/>
-                <w:u w:val="none"/>
-              </w:rPr>
-              <w:t>Additional Director</w:t>
-            </w:r>
-          </w:p>
-        </w:tc>
-        <w:tc>
-          <w:tcPr>
-            <w:tcW w:type="dxa" w:w="1304"/>
-            <w:shd w:val="clear" w:color="auto" w:fill="FFFFFF"/>
-            <w:tcBorders>
-              <w:top w:val="single" w:sz="4" w:space="0" w:color="000000"/>
-              <w:left w:val="single" w:sz="4" w:space="0" w:color="000000"/>
-              <w:bottom w:val="single" w:sz="4" w:space="0" w:color="000000"/>
-              <w:right w:val="single" w:sz="4" w:space="0" w:color="000000"/>
-            </w:tcBorders>
-            <w:vAlign w:val="center"/>
-          </w:tcPr>
-          <w:p>
-            <w:pPr>
-              <w:spacing w:before="40" w:after="40"/>
-              <w:jc w:val="left"/>
-            </w:pPr>
-            <w:r>
-              <w:rPr>
-                <w:rFonts w:ascii="Adani" w:hAnsi="Adani"/>
-                <w:b w:val="0"/>
-                <w:sz w:val="18"/>
-                <w:u w:val="none"/>
-              </w:rPr>
-              <w:t>08/07/2025</w:t>
-            </w:r>
-          </w:p>
-        </w:tc>
-      </w:tr>
-      <w:tr>
-        <w:tc>
-          <w:tcPr>
-            <w:tcW w:type="dxa" w:w="2268"/>
-            <w:shd w:val="clear" w:color="auto" w:fill="FFFFFF"/>
-            <w:tcBorders>
-              <w:top w:val="single" w:sz="4" w:space="0" w:color="000000"/>
-              <w:left w:val="single" w:sz="4" w:space="0" w:color="000000"/>
-              <w:bottom w:val="single" w:sz="4" w:space="0" w:color="000000"/>
-              <w:right w:val="single" w:sz="4" w:space="0" w:color="000000"/>
-            </w:tcBorders>
-            <w:vAlign w:val="center"/>
-          </w:tcPr>
-          <w:p>
-            <w:pPr>
-              <w:spacing w:before="40" w:after="40"/>
-              <w:jc w:val="left"/>
-            </w:pPr>
-            <w:r>
-              <w:rPr>
-                <w:rFonts w:ascii="Adani" w:hAnsi="Adani"/>
-                <w:b w:val="0"/>
-                <w:sz w:val="18"/>
-                <w:u w:val="none"/>
-              </w:rPr>
-              <w:t>U40106GJ2022PLC135847</w:t>
-            </w:r>
-          </w:p>
-        </w:tc>
-        <w:tc>
-          <w:tcPr>
-            <w:tcW w:type="dxa" w:w="4252"/>
-            <w:shd w:val="clear" w:color="auto" w:fill="FFFFFF"/>
-            <w:tcBorders>
-              <w:top w:val="single" w:sz="4" w:space="0" w:color="000000"/>
-              <w:left w:val="single" w:sz="4" w:space="0" w:color="000000"/>
-              <w:bottom w:val="single" w:sz="4" w:space="0" w:color="000000"/>
-              <w:right w:val="single" w:sz="4" w:space="0" w:color="000000"/>
-            </w:tcBorders>
-            <w:vAlign w:val="center"/>
-          </w:tcPr>
-          <w:p>
-            <w:pPr>
-              <w:spacing w:before="40" w:after="40"/>
-              <w:jc w:val="left"/>
-            </w:pPr>
-            <w:r>
-              <w:rPr>
-                <w:rFonts w:ascii="Adani" w:hAnsi="Adani"/>
-                <w:b w:val="0"/>
-                <w:sz w:val="18"/>
-                <w:u w:val="none"/>
-              </w:rPr>
-              <w:t>ADANI RENEWABLE ENERGY FORTY TWO LIMITED</w:t>
+              <w:t>ADANI SOLAR ENERGY AP SEVEN PRIVATE LIMITED</w:t>
             </w:r>
           </w:p>
         </w:tc>
